--- a/b2.docx
+++ b/b2.docx
@@ -173,7 +173,7 @@
           <w:bCs/>
           <w:lang w:val="vi-VN"/>
         </w:rPr>
-        <w:t>https://www.figma.com/board/eUWmkstv1Zsk4ddlvpFGHO/b2?node-id=0-3&amp;t=hMWcOH23nStNzZx6-1</w:t>
+        <w:t>https://www.figma.com/design/UETRj7idl762fEdBuZbT5s/Untitled?node-id=0-1&amp;t=ZIPHSNv0Uw10I05L-1</w:t>
       </w:r>
     </w:p>
     <w:p>

--- a/b2.docx
+++ b/b2.docx
@@ -168,13 +168,32 @@
         </w:rPr>
         <w:t xml:space="preserve"> </w:t>
       </w:r>
-      <w:r>
-        <w:rPr>
-          <w:bCs/>
-          <w:lang w:val="vi-VN"/>
-        </w:rPr>
-        <w:t>https://www.figma.com/design/UETRj7idl762fEdBuZbT5s/Untitled?node-id=0-1&amp;t=ZIPHSNv0Uw10I05L-1</w:t>
-      </w:r>
+      <w:hyperlink r:id="rId6" w:history="1">
+        <w:r>
+          <w:rPr>
+            <w:rStyle w:val="Siuktni"/>
+            <w:bCs/>
+            <w:lang w:val="vi-VN"/>
+          </w:rPr>
+          <w:t>https://www.figma.</w:t>
+        </w:r>
+        <w:r>
+          <w:rPr>
+            <w:rStyle w:val="Siuktni"/>
+            <w:bCs/>
+            <w:lang w:val="vi-VN"/>
+          </w:rPr>
+          <w:t>c</w:t>
+        </w:r>
+        <w:r>
+          <w:rPr>
+            <w:rStyle w:val="Siuktni"/>
+            <w:bCs/>
+            <w:lang w:val="vi-VN"/>
+          </w:rPr>
+          <w:t>om/design/UETRj7idl762fEdBuZbT5s/Untitled?node-id=0-1&amp;t=ZIPHSNv0Uw10I05L-1</w:t>
+        </w:r>
+      </w:hyperlink>
     </w:p>
     <w:p>
       <w:pPr>
@@ -11779,6 +11798,41 @@
       </w:tcPr>
     </w:tblStylePr>
   </w:style>
+  <w:style w:type="character" w:styleId="Siuktni">
+    <w:name w:val="Hyperlink"/>
+    <w:basedOn w:val="Phngmcinhcuaoanvn"/>
+    <w:uiPriority w:val="99"/>
+    <w:unhideWhenUsed/>
+    <w:rsid w:val="004939FF"/>
+    <w:rPr>
+      <w:color w:val="0000FF" w:themeColor="hyperlink"/>
+      <w:u w:val="single"/>
+    </w:rPr>
+  </w:style>
+  <w:style w:type="character" w:styleId="cpChagiiquyt">
+    <w:name w:val="Unresolved Mention"/>
+    <w:basedOn w:val="Phngmcinhcuaoanvn"/>
+    <w:uiPriority w:val="99"/>
+    <w:semiHidden/>
+    <w:unhideWhenUsed/>
+    <w:rsid w:val="004939FF"/>
+    <w:rPr>
+      <w:color w:val="605E5C"/>
+      <w:shd w:val="clear" w:color="auto" w:fill="E1DFDD"/>
+    </w:rPr>
+  </w:style>
+  <w:style w:type="character" w:styleId="FollowedHyperlink">
+    <w:name w:val="FollowedHyperlink"/>
+    <w:basedOn w:val="Phngmcinhcuaoanvn"/>
+    <w:uiPriority w:val="99"/>
+    <w:semiHidden/>
+    <w:unhideWhenUsed/>
+    <w:rsid w:val="004939FF"/>
+    <w:rPr>
+      <w:color w:val="800080" w:themeColor="followedHyperlink"/>
+      <w:u w:val="single"/>
+    </w:rPr>
+  </w:style>
 </w:styles>
 </file>
 
